--- a/documentos/modelos/PR-2026-Ficha-de-ATLETA-Estadual---form APAC.docx
+++ b/documentos/modelos/PR-2026-Ficha-de-ATLETA-Estadual---form APAC.docx
@@ -262,9 +262,6 @@
               <w:widowControl w:val="0"/>
               <w:spacing w:before="80" w:after="80"/>
               <w:jc w:val="left"/>
-              <w:rPr>
-                <w:lang/>
-              </w:rPr>
             </w:pPr>
             <w:r>
               <w:rPr>
@@ -273,7 +270,6 @@
                 <w:color w:val="000000"/>
                 <w:sz w:val="20"/>
                 <w:szCs w:val="20"/>
-                <w:lang/>
               </w:rPr>
               <w:t>Nome</w:t>
             </w:r>
@@ -284,7 +280,6 @@
                 <w:color w:val="000000"/>
                 <w:sz w:val="20"/>
                 <w:szCs w:val="20"/>
-                <w:lang/>
               </w:rPr>
               <w:t xml:space="preserve"> </w:t>
             </w:r>
@@ -295,7 +290,6 @@
                 <w:color w:val="000000"/>
                 <w:sz w:val="20"/>
                 <w:szCs w:val="20"/>
-                <w:lang/>
               </w:rPr>
               <w:t>Completo</w:t>
             </w:r>
@@ -321,7 +315,6 @@
                 <w:color w:val="808080"/>
                 <w:sz w:val="20"/>
                 <w:szCs w:val="20"/>
-                <w:lang/>
               </w:rPr>
             </w:pPr>
           </w:p>
@@ -345,9 +338,6 @@
             <w:pPr>
               <w:widowControl w:val="0"/>
               <w:spacing w:before="80" w:after="80"/>
-              <w:rPr>
-                <w:lang/>
-              </w:rPr>
             </w:pPr>
             <w:r>
               <w:rPr>
@@ -356,7 +346,6 @@
                 <w:color w:val="FF0000"/>
                 <w:sz w:val="20"/>
                 <w:szCs w:val="20"/>
-                <w:lang/>
               </w:rPr>
               <w:t>Modalidade</w:t>
             </w:r>
@@ -381,7 +370,313 @@
                 <w:color w:val="808080"/>
                 <w:sz w:val="20"/>
                 <w:szCs w:val="20"/>
-                <w:lang/>
+              </w:rPr>
+            </w:pPr>
+            <w:r>
+              <w:rPr>
+                <w:sz w:val="20"/>
+                <w:szCs w:val="20"/>
+              </w:rPr>
+              <w:t>Patinação Artística</w:t>
+            </w:r>
+          </w:p>
+        </w:tc>
+      </w:tr>
+      <w:tr>
+        <w:tc>
+          <w:tcPr>
+            <w:tcW w:w="1967" w:type="dxa"/>
+            <w:tcBorders>
+              <w:top w:val="single" w:sz="4" w:space="0" w:color="000000"/>
+              <w:left w:val="single" w:sz="4" w:space="0" w:color="000000"/>
+              <w:bottom w:val="single" w:sz="4" w:space="0" w:color="000000"/>
+              <w:right w:val="single" w:sz="4" w:space="0" w:color="000000"/>
+            </w:tcBorders>
+            <w:shd w:val="clear" w:color="auto" w:fill="D9D9D9"/>
+          </w:tcPr>
+          <w:p>
+            <w:pPr>
+              <w:widowControl w:val="0"/>
+              <w:spacing w:before="80" w:after="80"/>
+            </w:pPr>
+            <w:r>
+              <w:rPr>
+                <w:rFonts w:ascii="Arial" w:hAnsi="Arial" w:cs="Arial"/>
+                <w:b/>
+                <w:sz w:val="20"/>
+                <w:szCs w:val="20"/>
+              </w:rPr>
+              <w:t>Clube / Equipe</w:t>
+            </w:r>
+          </w:p>
+        </w:tc>
+        <w:tc>
+          <w:tcPr>
+            <w:tcW w:w="5384" w:type="dxa"/>
+            <w:gridSpan w:val="7"/>
+            <w:tcBorders>
+              <w:top w:val="single" w:sz="4" w:space="0" w:color="000000"/>
+              <w:left w:val="single" w:sz="4" w:space="0" w:color="000000"/>
+              <w:bottom w:val="single" w:sz="4" w:space="0" w:color="000000"/>
+              <w:right w:val="single" w:sz="4" w:space="0" w:color="000000"/>
+            </w:tcBorders>
+          </w:tcPr>
+          <w:p>
+            <w:pPr>
+              <w:widowControl w:val="0"/>
+              <w:spacing w:before="80" w:after="80"/>
+              <w:jc w:val="left"/>
+              <w:rPr>
+                <w:color w:val="808080"/>
+                <w:sz w:val="20"/>
+                <w:szCs w:val="20"/>
+              </w:rPr>
+            </w:pPr>
+            <w:r>
+              <w:rPr>
+                <w:sz w:val="20"/>
+                <w:szCs w:val="20"/>
+              </w:rPr>
+              <w:t>Associação dos Pais e Amigos dos Patinadores Artísticos de Curitiba</w:t>
+            </w:r>
+          </w:p>
+        </w:tc>
+        <w:tc>
+          <w:tcPr>
+            <w:tcW w:w="1426" w:type="dxa"/>
+            <w:gridSpan w:val="3"/>
+            <w:tcBorders>
+              <w:top w:val="single" w:sz="4" w:space="0" w:color="000000"/>
+              <w:left w:val="single" w:sz="4" w:space="0" w:color="000000"/>
+              <w:bottom w:val="single" w:sz="4" w:space="0" w:color="000000"/>
+              <w:right w:val="single" w:sz="4" w:space="0" w:color="000000"/>
+            </w:tcBorders>
+            <w:shd w:val="clear" w:color="auto" w:fill="D9D9D9"/>
+          </w:tcPr>
+          <w:p>
+            <w:pPr>
+              <w:widowControl w:val="0"/>
+              <w:spacing w:before="80" w:after="80"/>
+              <w:jc w:val="center"/>
+            </w:pPr>
+            <w:r>
+              <w:rPr>
+                <w:b/>
+                <w:bCs/>
+                <w:sz w:val="20"/>
+                <w:szCs w:val="20"/>
+              </w:rPr>
+              <w:t>SIGLA</w:t>
+            </w:r>
+          </w:p>
+        </w:tc>
+        <w:tc>
+          <w:tcPr>
+            <w:tcW w:w="1269" w:type="dxa"/>
+            <w:tcBorders>
+              <w:top w:val="single" w:sz="4" w:space="0" w:color="000000"/>
+              <w:left w:val="single" w:sz="4" w:space="0" w:color="000000"/>
+              <w:bottom w:val="single" w:sz="4" w:space="0" w:color="000000"/>
+              <w:right w:val="single" w:sz="4" w:space="0" w:color="000000"/>
+            </w:tcBorders>
+          </w:tcPr>
+          <w:p>
+            <w:pPr>
+              <w:widowControl w:val="0"/>
+              <w:spacing w:before="80" w:after="80"/>
+              <w:jc w:val="center"/>
+              <w:rPr>
+                <w:sz w:val="20"/>
+                <w:szCs w:val="20"/>
+              </w:rPr>
+            </w:pPr>
+            <w:r>
+              <w:rPr>
+                <w:sz w:val="20"/>
+                <w:szCs w:val="20"/>
+              </w:rPr>
+              <w:t>APAC</w:t>
+            </w:r>
+          </w:p>
+        </w:tc>
+      </w:tr>
+      <w:tr>
+        <w:tc>
+          <w:tcPr>
+            <w:tcW w:w="1967" w:type="dxa"/>
+            <w:tcBorders>
+              <w:top w:val="single" w:sz="4" w:space="0" w:color="000000"/>
+              <w:left w:val="single" w:sz="4" w:space="0" w:color="000000"/>
+              <w:bottom w:val="single" w:sz="4" w:space="0" w:color="000000"/>
+              <w:right w:val="single" w:sz="4" w:space="0" w:color="000000"/>
+            </w:tcBorders>
+            <w:shd w:val="clear" w:color="auto" w:fill="D9D9D9"/>
+          </w:tcPr>
+          <w:p>
+            <w:pPr>
+              <w:widowControl w:val="0"/>
+              <w:spacing w:before="80" w:after="80"/>
+            </w:pPr>
+            <w:r>
+              <w:rPr>
+                <w:rFonts w:ascii="Arial" w:hAnsi="Arial" w:cs="Arial"/>
+                <w:b/>
+                <w:sz w:val="20"/>
+                <w:szCs w:val="20"/>
+              </w:rPr>
+              <w:t>Nascimento</w:t>
+            </w:r>
+          </w:p>
+        </w:tc>
+        <w:tc>
+          <w:tcPr>
+            <w:tcW w:w="1346" w:type="dxa"/>
+            <w:tcBorders>
+              <w:top w:val="single" w:sz="4" w:space="0" w:color="000000"/>
+              <w:left w:val="single" w:sz="4" w:space="0" w:color="000000"/>
+              <w:bottom w:val="single" w:sz="4" w:space="0" w:color="000000"/>
+              <w:right w:val="single" w:sz="4" w:space="0" w:color="000000"/>
+            </w:tcBorders>
+            <w:shd w:val="clear" w:color="auto" w:fill="D9D9D9"/>
+          </w:tcPr>
+          <w:p>
+            <w:pPr>
+              <w:widowControl w:val="0"/>
+              <w:spacing w:before="80" w:after="80"/>
+              <w:jc w:val="center"/>
+            </w:pPr>
+            <w:r>
+              <w:rPr>
+                <w:b/>
+                <w:bCs/>
+                <w:sz w:val="20"/>
+                <w:szCs w:val="20"/>
+              </w:rPr>
+              <w:t>DIA</w:t>
+            </w:r>
+          </w:p>
+        </w:tc>
+        <w:tc>
+          <w:tcPr>
+            <w:tcW w:w="1346" w:type="dxa"/>
+            <w:tcBorders>
+              <w:top w:val="single" w:sz="4" w:space="0" w:color="000000"/>
+              <w:left w:val="single" w:sz="4" w:space="0" w:color="000000"/>
+              <w:bottom w:val="single" w:sz="4" w:space="0" w:color="000000"/>
+              <w:right w:val="single" w:sz="4" w:space="0" w:color="000000"/>
+            </w:tcBorders>
+          </w:tcPr>
+          <w:p>
+            <w:pPr>
+              <w:widowControl w:val="0"/>
+              <w:spacing w:before="80" w:after="80"/>
+              <w:jc w:val="center"/>
+              <w:rPr>
+                <w:sz w:val="20"/>
+                <w:szCs w:val="20"/>
+              </w:rPr>
+            </w:pPr>
+          </w:p>
+        </w:tc>
+        <w:tc>
+          <w:tcPr>
+            <w:tcW w:w="1276" w:type="dxa"/>
+            <w:gridSpan w:val="2"/>
+            <w:tcBorders>
+              <w:top w:val="single" w:sz="4" w:space="0" w:color="000000"/>
+              <w:left w:val="single" w:sz="4" w:space="0" w:color="000000"/>
+              <w:bottom w:val="single" w:sz="4" w:space="0" w:color="000000"/>
+              <w:right w:val="single" w:sz="4" w:space="0" w:color="000000"/>
+            </w:tcBorders>
+            <w:shd w:val="clear" w:color="auto" w:fill="D9D9D9"/>
+          </w:tcPr>
+          <w:p>
+            <w:pPr>
+              <w:widowControl w:val="0"/>
+              <w:spacing w:before="80" w:after="80"/>
+              <w:jc w:val="center"/>
+            </w:pPr>
+            <w:r>
+              <w:rPr>
+                <w:b/>
+                <w:bCs/>
+                <w:sz w:val="20"/>
+                <w:szCs w:val="20"/>
+              </w:rPr>
+              <w:t>MÊS</w:t>
+            </w:r>
+          </w:p>
+        </w:tc>
+        <w:tc>
+          <w:tcPr>
+            <w:tcW w:w="1416" w:type="dxa"/>
+            <w:gridSpan w:val="3"/>
+            <w:tcBorders>
+              <w:top w:val="single" w:sz="4" w:space="0" w:color="000000"/>
+              <w:left w:val="single" w:sz="4" w:space="0" w:color="000000"/>
+              <w:bottom w:val="single" w:sz="4" w:space="0" w:color="000000"/>
+              <w:right w:val="single" w:sz="4" w:space="0" w:color="000000"/>
+            </w:tcBorders>
+          </w:tcPr>
+          <w:p>
+            <w:pPr>
+              <w:widowControl w:val="0"/>
+              <w:spacing w:before="80" w:after="80"/>
+              <w:jc w:val="center"/>
+              <w:rPr>
+                <w:sz w:val="20"/>
+                <w:szCs w:val="20"/>
+              </w:rPr>
+            </w:pPr>
+          </w:p>
+        </w:tc>
+        <w:tc>
+          <w:tcPr>
+            <w:tcW w:w="1426" w:type="dxa"/>
+            <w:gridSpan w:val="3"/>
+            <w:tcBorders>
+              <w:top w:val="single" w:sz="4" w:space="0" w:color="000000"/>
+              <w:left w:val="single" w:sz="4" w:space="0" w:color="000000"/>
+              <w:bottom w:val="single" w:sz="4" w:space="0" w:color="000000"/>
+              <w:right w:val="single" w:sz="4" w:space="0" w:color="000000"/>
+            </w:tcBorders>
+            <w:shd w:val="clear" w:color="auto" w:fill="D9D9D9"/>
+          </w:tcPr>
+          <w:p>
+            <w:pPr>
+              <w:widowControl w:val="0"/>
+              <w:spacing w:before="80" w:after="80"/>
+              <w:jc w:val="center"/>
+            </w:pPr>
+            <w:r>
+              <w:rPr>
+                <w:b/>
+                <w:bCs/>
+                <w:sz w:val="20"/>
+                <w:szCs w:val="20"/>
+              </w:rPr>
+              <w:t>ANO</w:t>
+            </w:r>
+          </w:p>
+        </w:tc>
+        <w:tc>
+          <w:tcPr>
+            <w:tcW w:w="1269" w:type="dxa"/>
+            <w:tcBorders>
+              <w:top w:val="single" w:sz="4" w:space="0" w:color="000000"/>
+              <w:left w:val="single" w:sz="4" w:space="0" w:color="000000"/>
+              <w:bottom w:val="single" w:sz="4" w:space="0" w:color="000000"/>
+              <w:right w:val="single" w:sz="4" w:space="0" w:color="000000"/>
+            </w:tcBorders>
+          </w:tcPr>
+          <w:p>
+            <w:pPr>
+              <w:widowControl w:val="0"/>
+              <w:spacing w:before="80" w:after="80"/>
+              <w:jc w:val="center"/>
+              <w:rPr>
+                <w:sz w:val="20"/>
+                <w:szCs w:val="20"/>
               </w:rPr>
             </w:pPr>
           </w:p>
@@ -403,9 +698,6 @@
             <w:pPr>
               <w:widowControl w:val="0"/>
               <w:spacing w:before="80" w:after="80"/>
-              <w:rPr>
-                <w:lang/>
-              </w:rPr>
             </w:pPr>
             <w:r>
               <w:rPr>
@@ -413,16 +705,15 @@
                 <w:b/>
                 <w:sz w:val="20"/>
                 <w:szCs w:val="20"/>
-                <w:lang/>
-              </w:rPr>
-              <w:t>Clube / Equipe</w:t>
+              </w:rPr>
+              <w:t>Nacionalidade</w:t>
             </w:r>
           </w:p>
         </w:tc>
         <w:tc>
           <w:tcPr>
-            <w:tcW w:w="5384" w:type="dxa"/>
-            <w:gridSpan w:val="7"/>
+            <w:tcW w:w="2692" w:type="dxa"/>
+            <w:gridSpan w:val="2"/>
             <w:tcBorders>
               <w:top w:val="single" w:sz="4" w:space="0" w:color="000000"/>
               <w:left w:val="single" w:sz="4" w:space="0" w:color="000000"/>
@@ -434,188 +725,9 @@
             <w:pPr>
               <w:widowControl w:val="0"/>
               <w:spacing w:before="80" w:after="80"/>
-              <w:jc w:val="left"/>
-              <w:rPr>
-                <w:color w:val="808080"/>
+              <w:rPr>
                 <w:sz w:val="20"/>
                 <w:szCs w:val="20"/>
-                <w:lang/>
-              </w:rPr>
-            </w:pPr>
-            <w:r>
-              <w:rPr>
-                <w:sz w:val="20"/>
-                <w:szCs w:val="20"/>
-                <w:lang/>
-              </w:rPr>
-              <w:t>Associação dos Pais e Amigos</w:t>
-            </w:r>
-            <w:r>
-              <w:rPr>
-                <w:sz w:val="20"/>
-                <w:szCs w:val="20"/>
-                <w:lang/>
-              </w:rPr>
-              <w:t xml:space="preserve"> </w:t>
-            </w:r>
-            <w:r>
-              <w:rPr>
-                <w:sz w:val="20"/>
-                <w:szCs w:val="20"/>
-                <w:lang/>
-              </w:rPr>
-              <w:t>dos Patinadores Artísticos de Curitiba</w:t>
-            </w:r>
-          </w:p>
-        </w:tc>
-        <w:tc>
-          <w:tcPr>
-            <w:tcW w:w="1426" w:type="dxa"/>
-            <w:gridSpan w:val="3"/>
-            <w:tcBorders>
-              <w:top w:val="single" w:sz="4" w:space="0" w:color="000000"/>
-              <w:left w:val="single" w:sz="4" w:space="0" w:color="000000"/>
-              <w:bottom w:val="single" w:sz="4" w:space="0" w:color="000000"/>
-              <w:right w:val="single" w:sz="4" w:space="0" w:color="000000"/>
-            </w:tcBorders>
-            <w:shd w:val="clear" w:color="auto" w:fill="D9D9D9"/>
-          </w:tcPr>
-          <w:p>
-            <w:pPr>
-              <w:widowControl w:val="0"/>
-              <w:spacing w:before="80" w:after="80"/>
-              <w:jc w:val="center"/>
-              <w:rPr>
-                <w:lang/>
-              </w:rPr>
-            </w:pPr>
-            <w:r>
-              <w:rPr>
-                <w:b/>
-                <w:bCs/>
-                <w:sz w:val="20"/>
-                <w:szCs w:val="20"/>
-                <w:lang/>
-              </w:rPr>
-              <w:t>SIGLA</w:t>
-            </w:r>
-          </w:p>
-        </w:tc>
-        <w:tc>
-          <w:tcPr>
-            <w:tcW w:w="1269" w:type="dxa"/>
-            <w:tcBorders>
-              <w:top w:val="single" w:sz="4" w:space="0" w:color="000000"/>
-              <w:left w:val="single" w:sz="4" w:space="0" w:color="000000"/>
-              <w:bottom w:val="single" w:sz="4" w:space="0" w:color="000000"/>
-              <w:right w:val="single" w:sz="4" w:space="0" w:color="000000"/>
-            </w:tcBorders>
-          </w:tcPr>
-          <w:p>
-            <w:pPr>
-              <w:widowControl w:val="0"/>
-              <w:spacing w:before="80" w:after="80"/>
-              <w:jc w:val="center"/>
-              <w:rPr>
-                <w:sz w:val="20"/>
-                <w:szCs w:val="20"/>
-                <w:lang/>
-              </w:rPr>
-            </w:pPr>
-            <w:r>
-              <w:rPr>
-                <w:sz w:val="20"/>
-                <w:szCs w:val="20"/>
-                <w:lang/>
-              </w:rPr>
-              <w:t>APAC</w:t>
-            </w:r>
-          </w:p>
-        </w:tc>
-      </w:tr>
-      <w:tr>
-        <w:tc>
-          <w:tcPr>
-            <w:tcW w:w="1967" w:type="dxa"/>
-            <w:tcBorders>
-              <w:top w:val="single" w:sz="4" w:space="0" w:color="000000"/>
-              <w:left w:val="single" w:sz="4" w:space="0" w:color="000000"/>
-              <w:bottom w:val="single" w:sz="4" w:space="0" w:color="000000"/>
-              <w:right w:val="single" w:sz="4" w:space="0" w:color="000000"/>
-            </w:tcBorders>
-            <w:shd w:val="clear" w:color="auto" w:fill="D9D9D9"/>
-          </w:tcPr>
-          <w:p>
-            <w:pPr>
-              <w:widowControl w:val="0"/>
-              <w:spacing w:before="80" w:after="80"/>
-              <w:rPr>
-                <w:lang/>
-              </w:rPr>
-            </w:pPr>
-            <w:r>
-              <w:rPr>
-                <w:rFonts w:ascii="Arial" w:hAnsi="Arial" w:cs="Arial"/>
-                <w:b/>
-                <w:sz w:val="20"/>
-                <w:szCs w:val="20"/>
-                <w:lang/>
-              </w:rPr>
-              <w:t>Nascimento</w:t>
-            </w:r>
-          </w:p>
-        </w:tc>
-        <w:tc>
-          <w:tcPr>
-            <w:tcW w:w="1346" w:type="dxa"/>
-            <w:tcBorders>
-              <w:top w:val="single" w:sz="4" w:space="0" w:color="000000"/>
-              <w:left w:val="single" w:sz="4" w:space="0" w:color="000000"/>
-              <w:bottom w:val="single" w:sz="4" w:space="0" w:color="000000"/>
-              <w:right w:val="single" w:sz="4" w:space="0" w:color="000000"/>
-            </w:tcBorders>
-            <w:shd w:val="clear" w:color="auto" w:fill="D9D9D9"/>
-          </w:tcPr>
-          <w:p>
-            <w:pPr>
-              <w:widowControl w:val="0"/>
-              <w:spacing w:before="80" w:after="80"/>
-              <w:jc w:val="center"/>
-              <w:rPr>
-                <w:lang/>
-              </w:rPr>
-            </w:pPr>
-            <w:r>
-              <w:rPr>
-                <w:b/>
-                <w:bCs/>
-                <w:sz w:val="20"/>
-                <w:szCs w:val="20"/>
-                <w:lang/>
-              </w:rPr>
-              <w:t>DIA</w:t>
-            </w:r>
-          </w:p>
-        </w:tc>
-        <w:tc>
-          <w:tcPr>
-            <w:tcW w:w="1346" w:type="dxa"/>
-            <w:tcBorders>
-              <w:top w:val="single" w:sz="4" w:space="0" w:color="000000"/>
-              <w:left w:val="single" w:sz="4" w:space="0" w:color="000000"/>
-              <w:bottom w:val="single" w:sz="4" w:space="0" w:color="000000"/>
-              <w:right w:val="single" w:sz="4" w:space="0" w:color="000000"/>
-            </w:tcBorders>
-          </w:tcPr>
-          <w:p>
-            <w:pPr>
-              <w:widowControl w:val="0"/>
-              <w:spacing w:before="80" w:after="80"/>
-              <w:jc w:val="center"/>
-              <w:rPr>
-                <w:sz w:val="20"/>
-                <w:szCs w:val="20"/>
-                <w:lang/>
               </w:rPr>
             </w:pPr>
           </w:p>
@@ -637,26 +749,145 @@
               <w:widowControl w:val="0"/>
               <w:spacing w:before="80" w:after="80"/>
               <w:jc w:val="center"/>
-              <w:rPr>
-                <w:lang/>
-              </w:rPr>
             </w:pPr>
             <w:r>
               <w:rPr>
+                <w:rFonts w:ascii="Arial" w:hAnsi="Arial" w:cs="Arial"/>
                 <w:b/>
-                <w:bCs/>
                 <w:sz w:val="20"/>
                 <w:szCs w:val="20"/>
-                <w:lang/>
-              </w:rPr>
-              <w:t>MÊS</w:t>
+              </w:rPr>
+              <w:t>SEXO</w:t>
             </w:r>
           </w:p>
         </w:tc>
         <w:tc>
           <w:tcPr>
-            <w:tcW w:w="1416" w:type="dxa"/>
-            <w:gridSpan w:val="3"/>
+            <w:tcW w:w="2054" w:type="dxa"/>
+            <w:gridSpan w:val="5"/>
+            <w:tcBorders>
+              <w:top w:val="single" w:sz="4" w:space="0" w:color="000000"/>
+              <w:left w:val="single" w:sz="4" w:space="0" w:color="000000"/>
+              <w:bottom w:val="single" w:sz="4" w:space="0" w:color="000000"/>
+              <w:right w:val="single" w:sz="4" w:space="0" w:color="000000"/>
+            </w:tcBorders>
+            <w:shd w:val="clear" w:color="auto" w:fill="FFFFFF"/>
+          </w:tcPr>
+          <w:p>
+            <w:pPr>
+              <w:widowControl w:val="0"/>
+              <w:spacing w:before="80" w:after="80"/>
+              <w:jc w:val="center"/>
+            </w:pPr>
+            <w:r>
+              <w:rPr>
+                <w:rFonts w:ascii="MS Gothic" w:eastAsia="MS Gothic" w:hAnsi="MS Gothic" w:cs="MS Gothic"/>
+                <w:b/>
+                <w:sz w:val="20"/>
+                <w:szCs w:val="20"/>
+              </w:rPr>
+              <w:t>☐</w:t>
+            </w:r>
+            <w:r>
+              <w:rPr>
+                <w:rFonts w:ascii="Arial" w:eastAsia="Arial" w:hAnsi="Arial" w:cs="Arial"/>
+                <w:b/>
+                <w:sz w:val="20"/>
+                <w:szCs w:val="20"/>
+              </w:rPr>
+              <w:t xml:space="preserve"> </w:t>
+            </w:r>
+            <w:r>
+              <w:rPr>
+                <w:rFonts w:ascii="Arial" w:hAnsi="Arial" w:cs="Arial"/>
+                <w:b/>
+                <w:sz w:val="20"/>
+                <w:szCs w:val="20"/>
+              </w:rPr>
+              <w:t>Feminino</w:t>
+            </w:r>
+          </w:p>
+        </w:tc>
+        <w:tc>
+          <w:tcPr>
+            <w:tcW w:w="2057" w:type="dxa"/>
+            <w:gridSpan w:val="2"/>
+            <w:tcBorders>
+              <w:top w:val="single" w:sz="4" w:space="0" w:color="000000"/>
+              <w:left w:val="single" w:sz="4" w:space="0" w:color="000000"/>
+              <w:bottom w:val="single" w:sz="4" w:space="0" w:color="000000"/>
+              <w:right w:val="single" w:sz="4" w:space="0" w:color="000000"/>
+            </w:tcBorders>
+            <w:shd w:val="clear" w:color="auto" w:fill="FFFFFF"/>
+          </w:tcPr>
+          <w:p>
+            <w:pPr>
+              <w:widowControl w:val="0"/>
+              <w:spacing w:before="80" w:after="80"/>
+              <w:jc w:val="center"/>
+            </w:pPr>
+            <w:r>
+              <w:rPr>
+                <w:rFonts w:ascii="MS Gothic" w:eastAsia="MS Gothic" w:hAnsi="MS Gothic" w:cs="MS Gothic"/>
+                <w:b/>
+                <w:sz w:val="20"/>
+                <w:szCs w:val="20"/>
+              </w:rPr>
+              <w:t>☐</w:t>
+            </w:r>
+            <w:r>
+              <w:rPr>
+                <w:rFonts w:ascii="Arial" w:eastAsia="Arial" w:hAnsi="Arial" w:cs="Arial"/>
+                <w:b/>
+                <w:sz w:val="20"/>
+                <w:szCs w:val="20"/>
+              </w:rPr>
+              <w:t xml:space="preserve">  </w:t>
+            </w:r>
+            <w:r>
+              <w:rPr>
+                <w:rFonts w:ascii="Arial" w:hAnsi="Arial" w:cs="Arial"/>
+                <w:b/>
+                <w:sz w:val="20"/>
+                <w:szCs w:val="20"/>
+              </w:rPr>
+              <w:t>Masculino</w:t>
+            </w:r>
+          </w:p>
+        </w:tc>
+      </w:tr>
+      <w:tr>
+        <w:tc>
+          <w:tcPr>
+            <w:tcW w:w="1967" w:type="dxa"/>
+            <w:tcBorders>
+              <w:top w:val="single" w:sz="4" w:space="0" w:color="000000"/>
+              <w:left w:val="single" w:sz="4" w:space="0" w:color="000000"/>
+              <w:bottom w:val="single" w:sz="4" w:space="0" w:color="000000"/>
+              <w:right w:val="single" w:sz="4" w:space="0" w:color="000000"/>
+            </w:tcBorders>
+            <w:shd w:val="clear" w:color="auto" w:fill="D9D9D9"/>
+          </w:tcPr>
+          <w:p>
+            <w:pPr>
+              <w:widowControl w:val="0"/>
+              <w:spacing w:before="80" w:after="80"/>
+            </w:pPr>
+            <w:r>
+              <w:rPr>
+                <w:rFonts w:ascii="Arial" w:hAnsi="Arial" w:cs="Arial"/>
+                <w:b/>
+                <w:sz w:val="20"/>
+                <w:szCs w:val="20"/>
+              </w:rPr>
+              <w:t>RG</w:t>
+            </w:r>
+          </w:p>
+        </w:tc>
+        <w:tc>
+          <w:tcPr>
+            <w:tcW w:w="2692" w:type="dxa"/>
+            <w:gridSpan w:val="2"/>
             <w:tcBorders>
               <w:top w:val="single" w:sz="4" w:space="0" w:color="000000"/>
               <w:left w:val="single" w:sz="4" w:space="0" w:color="000000"/>
@@ -668,19 +899,17 @@
             <w:pPr>
               <w:widowControl w:val="0"/>
               <w:spacing w:before="80" w:after="80"/>
-              <w:jc w:val="center"/>
               <w:rPr>
                 <w:sz w:val="20"/>
                 <w:szCs w:val="20"/>
-                <w:lang/>
               </w:rPr>
             </w:pPr>
           </w:p>
         </w:tc>
         <w:tc>
           <w:tcPr>
-            <w:tcW w:w="1426" w:type="dxa"/>
-            <w:gridSpan w:val="3"/>
+            <w:tcW w:w="1276" w:type="dxa"/>
+            <w:gridSpan w:val="2"/>
             <w:tcBorders>
               <w:top w:val="single" w:sz="4" w:space="0" w:color="000000"/>
               <w:left w:val="single" w:sz="4" w:space="0" w:color="000000"/>
@@ -694,25 +923,23 @@
               <w:widowControl w:val="0"/>
               <w:spacing w:before="80" w:after="80"/>
               <w:jc w:val="center"/>
-              <w:rPr>
-                <w:lang/>
-              </w:rPr>
             </w:pPr>
             <w:r>
               <w:rPr>
+                <w:rFonts w:ascii="Arial" w:hAnsi="Arial" w:cs="Arial"/>
                 <w:b/>
-                <w:bCs/>
+                <w:color w:val="C9211E"/>
                 <w:sz w:val="20"/>
                 <w:szCs w:val="20"/>
-                <w:lang/>
-              </w:rPr>
-              <w:t>ANO</w:t>
+              </w:rPr>
+              <w:t>CPF</w:t>
             </w:r>
           </w:p>
         </w:tc>
         <w:tc>
           <w:tcPr>
-            <w:tcW w:w="1269" w:type="dxa"/>
+            <w:tcW w:w="4111" w:type="dxa"/>
+            <w:gridSpan w:val="7"/>
             <w:tcBorders>
               <w:top w:val="single" w:sz="4" w:space="0" w:color="000000"/>
               <w:left w:val="single" w:sz="4" w:space="0" w:color="000000"/>
@@ -728,7 +955,109 @@
               <w:rPr>
                 <w:sz w:val="20"/>
                 <w:szCs w:val="20"/>
-                <w:lang/>
+              </w:rPr>
+            </w:pPr>
+          </w:p>
+        </w:tc>
+      </w:tr>
+      <w:tr>
+        <w:tc>
+          <w:tcPr>
+            <w:tcW w:w="1967" w:type="dxa"/>
+            <w:tcBorders>
+              <w:top w:val="single" w:sz="4" w:space="0" w:color="000000"/>
+              <w:left w:val="single" w:sz="4" w:space="0" w:color="000000"/>
+              <w:bottom w:val="single" w:sz="4" w:space="0" w:color="000000"/>
+              <w:right w:val="single" w:sz="4" w:space="0" w:color="000000"/>
+            </w:tcBorders>
+            <w:shd w:val="clear" w:color="auto" w:fill="D9D9D9"/>
+          </w:tcPr>
+          <w:p>
+            <w:pPr>
+              <w:widowControl w:val="0"/>
+              <w:spacing w:before="120" w:after="40"/>
+            </w:pPr>
+            <w:r>
+              <w:rPr>
+                <w:rFonts w:ascii="Arial" w:hAnsi="Arial" w:cs="Arial"/>
+                <w:b/>
+                <w:sz w:val="20"/>
+                <w:szCs w:val="20"/>
+              </w:rPr>
+              <w:t>Passaporte</w:t>
+            </w:r>
+          </w:p>
+        </w:tc>
+        <w:tc>
+          <w:tcPr>
+            <w:tcW w:w="3968" w:type="dxa"/>
+            <w:gridSpan w:val="4"/>
+            <w:tcBorders>
+              <w:top w:val="single" w:sz="4" w:space="0" w:color="000000"/>
+              <w:left w:val="single" w:sz="4" w:space="0" w:color="000000"/>
+              <w:bottom w:val="single" w:sz="4" w:space="0" w:color="000000"/>
+              <w:right w:val="single" w:sz="4" w:space="0" w:color="000000"/>
+            </w:tcBorders>
+          </w:tcPr>
+          <w:p>
+            <w:pPr>
+              <w:widowControl w:val="0"/>
+              <w:spacing w:before="120" w:after="40"/>
+              <w:rPr>
+                <w:color w:val="808080"/>
+                <w:sz w:val="20"/>
+                <w:szCs w:val="20"/>
+              </w:rPr>
+            </w:pPr>
+          </w:p>
+        </w:tc>
+        <w:tc>
+          <w:tcPr>
+            <w:tcW w:w="1282" w:type="dxa"/>
+            <w:gridSpan w:val="2"/>
+            <w:tcBorders>
+              <w:top w:val="single" w:sz="4" w:space="0" w:color="000000"/>
+              <w:left w:val="single" w:sz="4" w:space="0" w:color="000000"/>
+              <w:bottom w:val="single" w:sz="4" w:space="0" w:color="000000"/>
+              <w:right w:val="single" w:sz="4" w:space="0" w:color="000000"/>
+            </w:tcBorders>
+            <w:shd w:val="clear" w:color="auto" w:fill="D9D9D9"/>
+          </w:tcPr>
+          <w:p>
+            <w:pPr>
+              <w:widowControl w:val="0"/>
+              <w:spacing w:before="120" w:after="40"/>
+            </w:pPr>
+            <w:r>
+              <w:rPr>
+                <w:rFonts w:ascii="Arial" w:hAnsi="Arial" w:cs="Arial"/>
+                <w:b/>
+                <w:sz w:val="20"/>
+                <w:szCs w:val="20"/>
+              </w:rPr>
+              <w:t>Validade</w:t>
+            </w:r>
+          </w:p>
+        </w:tc>
+        <w:tc>
+          <w:tcPr>
+            <w:tcW w:w="2829" w:type="dxa"/>
+            <w:gridSpan w:val="5"/>
+            <w:tcBorders>
+              <w:top w:val="single" w:sz="4" w:space="0" w:color="000000"/>
+              <w:left w:val="single" w:sz="4" w:space="0" w:color="000000"/>
+              <w:bottom w:val="single" w:sz="4" w:space="0" w:color="000000"/>
+              <w:right w:val="single" w:sz="4" w:space="0" w:color="000000"/>
+            </w:tcBorders>
+          </w:tcPr>
+          <w:p>
+            <w:pPr>
+              <w:widowControl w:val="0"/>
+              <w:spacing w:before="120" w:after="40"/>
+              <w:jc w:val="center"/>
+              <w:rPr>
+                <w:sz w:val="20"/>
+                <w:szCs w:val="20"/>
               </w:rPr>
             </w:pPr>
           </w:p>
@@ -750,9 +1079,6 @@
             <w:pPr>
               <w:widowControl w:val="0"/>
               <w:spacing w:before="80" w:after="80"/>
-              <w:rPr>
-                <w:lang/>
-              </w:rPr>
             </w:pPr>
             <w:r>
               <w:rPr>
@@ -760,16 +1086,15 @@
                 <w:b/>
                 <w:sz w:val="20"/>
                 <w:szCs w:val="20"/>
-                <w:lang/>
-              </w:rPr>
-              <w:t>Nacionalidade</w:t>
+              </w:rPr>
+              <w:t>Filiação</w:t>
             </w:r>
           </w:p>
         </w:tc>
         <w:tc>
           <w:tcPr>
-            <w:tcW w:w="2692" w:type="dxa"/>
-            <w:gridSpan w:val="2"/>
+            <w:tcW w:w="8079" w:type="dxa"/>
+            <w:gridSpan w:val="11"/>
             <w:tcBorders>
               <w:top w:val="single" w:sz="4" w:space="0" w:color="000000"/>
               <w:left w:val="single" w:sz="4" w:space="0" w:color="000000"/>
@@ -782,375 +1107,9 @@
               <w:widowControl w:val="0"/>
               <w:spacing w:before="80" w:after="80"/>
               <w:rPr>
-                <w:sz w:val="20"/>
-                <w:szCs w:val="20"/>
-                <w:lang/>
-              </w:rPr>
-            </w:pPr>
-          </w:p>
-        </w:tc>
-        <w:tc>
-          <w:tcPr>
-            <w:tcW w:w="1276" w:type="dxa"/>
-            <w:gridSpan w:val="2"/>
-            <w:tcBorders>
-              <w:top w:val="single" w:sz="4" w:space="0" w:color="000000"/>
-              <w:left w:val="single" w:sz="4" w:space="0" w:color="000000"/>
-              <w:bottom w:val="single" w:sz="4" w:space="0" w:color="000000"/>
-              <w:right w:val="single" w:sz="4" w:space="0" w:color="000000"/>
-            </w:tcBorders>
-            <w:shd w:val="clear" w:color="auto" w:fill="D9D9D9"/>
-          </w:tcPr>
-          <w:p>
-            <w:pPr>
-              <w:widowControl w:val="0"/>
-              <w:spacing w:before="80" w:after="80"/>
-              <w:jc w:val="center"/>
-              <w:rPr>
-                <w:lang/>
-              </w:rPr>
-            </w:pPr>
-            <w:r>
-              <w:rPr>
-                <w:rFonts w:ascii="Arial" w:hAnsi="Arial" w:cs="Arial"/>
-                <w:b/>
-                <w:sz w:val="20"/>
-                <w:szCs w:val="20"/>
-                <w:lang/>
-              </w:rPr>
-              <w:t>SEXO</w:t>
-            </w:r>
-          </w:p>
-        </w:tc>
-        <w:tc>
-          <w:tcPr>
-            <w:tcW w:w="2054" w:type="dxa"/>
-            <w:gridSpan w:val="5"/>
-            <w:tcBorders>
-              <w:top w:val="single" w:sz="4" w:space="0" w:color="000000"/>
-              <w:left w:val="single" w:sz="4" w:space="0" w:color="000000"/>
-              <w:bottom w:val="single" w:sz="4" w:space="0" w:color="000000"/>
-              <w:right w:val="single" w:sz="4" w:space="0" w:color="000000"/>
-            </w:tcBorders>
-            <w:shd w:val="clear" w:color="auto" w:fill="FFFFFF"/>
-          </w:tcPr>
-          <w:p>
-            <w:pPr>
-              <w:widowControl w:val="0"/>
-              <w:spacing w:before="80" w:after="80"/>
-              <w:jc w:val="center"/>
-              <w:rPr>
-                <w:lang/>
-              </w:rPr>
-            </w:pPr>
-            <w:r>
-              <w:rPr>
-                <w:rFonts w:ascii="MS Gothic" w:eastAsia="MS Gothic" w:hAnsi="MS Gothic" w:cs="MS Gothic"/>
-                <w:b/>
-                <w:sz w:val="20"/>
-                <w:szCs w:val="20"/>
-                <w:lang/>
-              </w:rPr>
-              <w:t>☐</w:t>
-            </w:r>
-            <w:r>
-              <w:rPr>
-                <w:rFonts w:ascii="Arial" w:eastAsia="Arial" w:hAnsi="Arial" w:cs="Arial"/>
-                <w:b/>
-                <w:sz w:val="20"/>
-                <w:szCs w:val="20"/>
-                <w:lang/>
-              </w:rPr>
-              <w:t xml:space="preserve"> </w:t>
-            </w:r>
-            <w:r>
-              <w:rPr>
-                <w:rFonts w:ascii="Arial" w:hAnsi="Arial" w:cs="Arial"/>
-                <w:b/>
-                <w:sz w:val="20"/>
-                <w:szCs w:val="20"/>
-                <w:lang/>
-              </w:rPr>
-              <w:t>Feminino</w:t>
-            </w:r>
-          </w:p>
-        </w:tc>
-        <w:tc>
-          <w:tcPr>
-            <w:tcW w:w="2057" w:type="dxa"/>
-            <w:gridSpan w:val="2"/>
-            <w:tcBorders>
-              <w:top w:val="single" w:sz="4" w:space="0" w:color="000000"/>
-              <w:left w:val="single" w:sz="4" w:space="0" w:color="000000"/>
-              <w:bottom w:val="single" w:sz="4" w:space="0" w:color="000000"/>
-              <w:right w:val="single" w:sz="4" w:space="0" w:color="000000"/>
-            </w:tcBorders>
-            <w:shd w:val="clear" w:color="auto" w:fill="FFFFFF"/>
-          </w:tcPr>
-          <w:p>
-            <w:pPr>
-              <w:widowControl w:val="0"/>
-              <w:spacing w:before="80" w:after="80"/>
-              <w:jc w:val="center"/>
-              <w:rPr>
-                <w:lang/>
-              </w:rPr>
-            </w:pPr>
-            <w:r>
-              <w:rPr>
-                <w:rFonts w:ascii="MS Gothic" w:eastAsia="MS Gothic" w:hAnsi="MS Gothic" w:cs="MS Gothic"/>
-                <w:b/>
-                <w:sz w:val="20"/>
-                <w:szCs w:val="20"/>
-                <w:lang/>
-              </w:rPr>
-              <w:t>☐</w:t>
-            </w:r>
-            <w:r>
-              <w:rPr>
-                <w:rFonts w:ascii="Arial" w:eastAsia="Arial" w:hAnsi="Arial" w:cs="Arial"/>
-                <w:b/>
-                <w:sz w:val="20"/>
-                <w:szCs w:val="20"/>
-                <w:lang/>
-              </w:rPr>
-              <w:t xml:space="preserve">  </w:t>
-            </w:r>
-            <w:r>
-              <w:rPr>
-                <w:rFonts w:ascii="Arial" w:hAnsi="Arial" w:cs="Arial"/>
-                <w:b/>
-                <w:sz w:val="20"/>
-                <w:szCs w:val="20"/>
-                <w:lang/>
-              </w:rPr>
-              <w:t>Masculino</w:t>
-            </w:r>
-          </w:p>
-        </w:tc>
-      </w:tr>
-      <w:tr>
-        <w:tc>
-          <w:tcPr>
-            <w:tcW w:w="1967" w:type="dxa"/>
-            <w:tcBorders>
-              <w:top w:val="single" w:sz="4" w:space="0" w:color="000000"/>
-              <w:left w:val="single" w:sz="4" w:space="0" w:color="000000"/>
-              <w:bottom w:val="single" w:sz="4" w:space="0" w:color="000000"/>
-              <w:right w:val="single" w:sz="4" w:space="0" w:color="000000"/>
-            </w:tcBorders>
-            <w:shd w:val="clear" w:color="auto" w:fill="D9D9D9"/>
-          </w:tcPr>
-          <w:p>
-            <w:pPr>
-              <w:widowControl w:val="0"/>
-              <w:spacing w:before="80" w:after="80"/>
-              <w:rPr>
-                <w:lang/>
-              </w:rPr>
-            </w:pPr>
-            <w:r>
-              <w:rPr>
-                <w:rFonts w:ascii="Arial" w:hAnsi="Arial" w:cs="Arial"/>
-                <w:b/>
-                <w:sz w:val="20"/>
-                <w:szCs w:val="20"/>
-                <w:lang/>
-              </w:rPr>
-              <w:t>RG</w:t>
-            </w:r>
-          </w:p>
-        </w:tc>
-        <w:tc>
-          <w:tcPr>
-            <w:tcW w:w="2692" w:type="dxa"/>
-            <w:gridSpan w:val="2"/>
-            <w:tcBorders>
-              <w:top w:val="single" w:sz="4" w:space="0" w:color="000000"/>
-              <w:left w:val="single" w:sz="4" w:space="0" w:color="000000"/>
-              <w:bottom w:val="single" w:sz="4" w:space="0" w:color="000000"/>
-              <w:right w:val="single" w:sz="4" w:space="0" w:color="000000"/>
-            </w:tcBorders>
-          </w:tcPr>
-          <w:p>
-            <w:pPr>
-              <w:widowControl w:val="0"/>
-              <w:spacing w:before="80" w:after="80"/>
-              <w:rPr>
-                <w:sz w:val="20"/>
-                <w:szCs w:val="20"/>
-                <w:lang/>
-              </w:rPr>
-            </w:pPr>
-          </w:p>
-        </w:tc>
-        <w:tc>
-          <w:tcPr>
-            <w:tcW w:w="1276" w:type="dxa"/>
-            <w:gridSpan w:val="2"/>
-            <w:tcBorders>
-              <w:top w:val="single" w:sz="4" w:space="0" w:color="000000"/>
-              <w:left w:val="single" w:sz="4" w:space="0" w:color="000000"/>
-              <w:bottom w:val="single" w:sz="4" w:space="0" w:color="000000"/>
-              <w:right w:val="single" w:sz="4" w:space="0" w:color="000000"/>
-            </w:tcBorders>
-            <w:shd w:val="clear" w:color="auto" w:fill="D9D9D9"/>
-          </w:tcPr>
-          <w:p>
-            <w:pPr>
-              <w:widowControl w:val="0"/>
-              <w:spacing w:before="80" w:after="80"/>
-              <w:jc w:val="center"/>
-              <w:rPr>
-                <w:lang/>
-              </w:rPr>
-            </w:pPr>
-            <w:r>
-              <w:rPr>
-                <w:rFonts w:ascii="Arial" w:hAnsi="Arial" w:cs="Arial"/>
-                <w:b/>
-                <w:color w:val="C9211E"/>
-                <w:sz w:val="20"/>
-                <w:szCs w:val="20"/>
-                <w:lang/>
-              </w:rPr>
-              <w:t>CPF</w:t>
-            </w:r>
-          </w:p>
-        </w:tc>
-        <w:tc>
-          <w:tcPr>
-            <w:tcW w:w="4111" w:type="dxa"/>
-            <w:gridSpan w:val="7"/>
-            <w:tcBorders>
-              <w:top w:val="single" w:sz="4" w:space="0" w:color="000000"/>
-              <w:left w:val="single" w:sz="4" w:space="0" w:color="000000"/>
-              <w:bottom w:val="single" w:sz="4" w:space="0" w:color="000000"/>
-              <w:right w:val="single" w:sz="4" w:space="0" w:color="000000"/>
-            </w:tcBorders>
-          </w:tcPr>
-          <w:p>
-            <w:pPr>
-              <w:widowControl w:val="0"/>
-              <w:spacing w:before="80" w:after="80"/>
-              <w:jc w:val="center"/>
-              <w:rPr>
-                <w:sz w:val="20"/>
-                <w:szCs w:val="20"/>
-                <w:lang/>
-              </w:rPr>
-            </w:pPr>
-          </w:p>
-        </w:tc>
-      </w:tr>
-      <w:tr>
-        <w:tc>
-          <w:tcPr>
-            <w:tcW w:w="1967" w:type="dxa"/>
-            <w:tcBorders>
-              <w:top w:val="single" w:sz="4" w:space="0" w:color="000000"/>
-              <w:left w:val="single" w:sz="4" w:space="0" w:color="000000"/>
-              <w:bottom w:val="single" w:sz="4" w:space="0" w:color="000000"/>
-              <w:right w:val="single" w:sz="4" w:space="0" w:color="000000"/>
-            </w:tcBorders>
-            <w:shd w:val="clear" w:color="auto" w:fill="D9D9D9"/>
-          </w:tcPr>
-          <w:p>
-            <w:pPr>
-              <w:widowControl w:val="0"/>
-              <w:spacing w:before="120" w:after="40"/>
-              <w:rPr>
-                <w:lang/>
-              </w:rPr>
-            </w:pPr>
-            <w:r>
-              <w:rPr>
-                <w:rFonts w:ascii="Arial" w:hAnsi="Arial" w:cs="Arial"/>
-                <w:b/>
-                <w:sz w:val="20"/>
-                <w:szCs w:val="20"/>
-                <w:lang/>
-              </w:rPr>
-              <w:t>Passaporte</w:t>
-            </w:r>
-          </w:p>
-        </w:tc>
-        <w:tc>
-          <w:tcPr>
-            <w:tcW w:w="3968" w:type="dxa"/>
-            <w:gridSpan w:val="4"/>
-            <w:tcBorders>
-              <w:top w:val="single" w:sz="4" w:space="0" w:color="000000"/>
-              <w:left w:val="single" w:sz="4" w:space="0" w:color="000000"/>
-              <w:bottom w:val="single" w:sz="4" w:space="0" w:color="000000"/>
-              <w:right w:val="single" w:sz="4" w:space="0" w:color="000000"/>
-            </w:tcBorders>
-          </w:tcPr>
-          <w:p>
-            <w:pPr>
-              <w:widowControl w:val="0"/>
-              <w:spacing w:before="120" w:after="40"/>
-              <w:rPr>
                 <w:color w:val="808080"/>
                 <w:sz w:val="20"/>
                 <w:szCs w:val="20"/>
-                <w:lang/>
-              </w:rPr>
-            </w:pPr>
-          </w:p>
-        </w:tc>
-        <w:tc>
-          <w:tcPr>
-            <w:tcW w:w="1282" w:type="dxa"/>
-            <w:gridSpan w:val="2"/>
-            <w:tcBorders>
-              <w:top w:val="single" w:sz="4" w:space="0" w:color="000000"/>
-              <w:left w:val="single" w:sz="4" w:space="0" w:color="000000"/>
-              <w:bottom w:val="single" w:sz="4" w:space="0" w:color="000000"/>
-              <w:right w:val="single" w:sz="4" w:space="0" w:color="000000"/>
-            </w:tcBorders>
-            <w:shd w:val="clear" w:color="auto" w:fill="D9D9D9"/>
-          </w:tcPr>
-          <w:p>
-            <w:pPr>
-              <w:widowControl w:val="0"/>
-              <w:spacing w:before="120" w:after="40"/>
-              <w:rPr>
-                <w:lang/>
-              </w:rPr>
-            </w:pPr>
-            <w:r>
-              <w:rPr>
-                <w:rFonts w:ascii="Arial" w:hAnsi="Arial" w:cs="Arial"/>
-                <w:b/>
-                <w:sz w:val="20"/>
-                <w:szCs w:val="20"/>
-                <w:lang/>
-              </w:rPr>
-              <w:t>Validade</w:t>
-            </w:r>
-          </w:p>
-        </w:tc>
-        <w:tc>
-          <w:tcPr>
-            <w:tcW w:w="2829" w:type="dxa"/>
-            <w:gridSpan w:val="5"/>
-            <w:tcBorders>
-              <w:top w:val="single" w:sz="4" w:space="0" w:color="000000"/>
-              <w:left w:val="single" w:sz="4" w:space="0" w:color="000000"/>
-              <w:bottom w:val="single" w:sz="4" w:space="0" w:color="000000"/>
-              <w:right w:val="single" w:sz="4" w:space="0" w:color="000000"/>
-            </w:tcBorders>
-          </w:tcPr>
-          <w:p>
-            <w:pPr>
-              <w:widowControl w:val="0"/>
-              <w:spacing w:before="120" w:after="40"/>
-              <w:jc w:val="center"/>
-              <w:rPr>
-                <w:sz w:val="20"/>
-                <w:szCs w:val="20"/>
-                <w:lang/>
               </w:rPr>
             </w:pPr>
           </w:p>
@@ -1172,9 +1131,6 @@
             <w:pPr>
               <w:widowControl w:val="0"/>
               <w:spacing w:before="80" w:after="80"/>
-              <w:rPr>
-                <w:lang/>
-              </w:rPr>
             </w:pPr>
             <w:r>
               <w:rPr>
@@ -1182,9 +1138,8 @@
                 <w:b/>
                 <w:sz w:val="20"/>
                 <w:szCs w:val="20"/>
-                <w:lang/>
-              </w:rPr>
-              <w:t>Filiação</w:t>
+              </w:rPr>
+              <w:t>Endereço</w:t>
             </w:r>
           </w:p>
         </w:tc>
@@ -1203,11 +1158,11 @@
             <w:pPr>
               <w:widowControl w:val="0"/>
               <w:spacing w:before="80" w:after="80"/>
+              <w:jc w:val="left"/>
               <w:rPr>
                 <w:color w:val="808080"/>
                 <w:sz w:val="20"/>
                 <w:szCs w:val="20"/>
-                <w:lang/>
               </w:rPr>
             </w:pPr>
           </w:p>
@@ -1229,9 +1184,6 @@
             <w:pPr>
               <w:widowControl w:val="0"/>
               <w:spacing w:before="80" w:after="80"/>
-              <w:rPr>
-                <w:lang/>
-              </w:rPr>
             </w:pPr>
             <w:r>
               <w:rPr>
@@ -1239,16 +1191,15 @@
                 <w:b/>
                 <w:sz w:val="20"/>
                 <w:szCs w:val="20"/>
-                <w:lang/>
-              </w:rPr>
-              <w:t>Endereço</w:t>
+              </w:rPr>
+              <w:t>Cidade</w:t>
             </w:r>
           </w:p>
         </w:tc>
         <w:tc>
           <w:tcPr>
-            <w:tcW w:w="8079" w:type="dxa"/>
-            <w:gridSpan w:val="11"/>
+            <w:tcW w:w="2692" w:type="dxa"/>
+            <w:gridSpan w:val="2"/>
             <w:tcBorders>
               <w:top w:val="single" w:sz="4" w:space="0" w:color="000000"/>
               <w:left w:val="single" w:sz="4" w:space="0" w:color="000000"/>
@@ -1260,12 +1211,109 @@
             <w:pPr>
               <w:widowControl w:val="0"/>
               <w:spacing w:before="80" w:after="80"/>
-              <w:jc w:val="left"/>
-              <w:rPr>
-                <w:color w:val="808080"/>
+              <w:rPr>
                 <w:sz w:val="20"/>
                 <w:szCs w:val="20"/>
-                <w:lang/>
+              </w:rPr>
+            </w:pPr>
+          </w:p>
+        </w:tc>
+        <w:tc>
+          <w:tcPr>
+            <w:tcW w:w="991" w:type="dxa"/>
+            <w:tcBorders>
+              <w:top w:val="single" w:sz="4" w:space="0" w:color="000000"/>
+              <w:left w:val="single" w:sz="4" w:space="0" w:color="000000"/>
+              <w:bottom w:val="single" w:sz="4" w:space="0" w:color="000000"/>
+              <w:right w:val="single" w:sz="4" w:space="0" w:color="000000"/>
+            </w:tcBorders>
+            <w:shd w:val="clear" w:color="auto" w:fill="D9D9D9"/>
+          </w:tcPr>
+          <w:p>
+            <w:pPr>
+              <w:widowControl w:val="0"/>
+              <w:spacing w:before="80" w:after="80"/>
+            </w:pPr>
+            <w:r>
+              <w:rPr>
+                <w:rFonts w:ascii="Arial" w:hAnsi="Arial" w:cs="Arial"/>
+                <w:b/>
+                <w:sz w:val="20"/>
+                <w:szCs w:val="20"/>
+              </w:rPr>
+              <w:t>Estado</w:t>
+            </w:r>
+          </w:p>
+        </w:tc>
+        <w:tc>
+          <w:tcPr>
+            <w:tcW w:w="1142" w:type="dxa"/>
+            <w:gridSpan w:val="2"/>
+            <w:tcBorders>
+              <w:top w:val="single" w:sz="4" w:space="0" w:color="000000"/>
+              <w:left w:val="single" w:sz="4" w:space="0" w:color="000000"/>
+              <w:bottom w:val="single" w:sz="4" w:space="0" w:color="000000"/>
+              <w:right w:val="single" w:sz="4" w:space="0" w:color="000000"/>
+            </w:tcBorders>
+          </w:tcPr>
+          <w:p>
+            <w:pPr>
+              <w:widowControl w:val="0"/>
+              <w:spacing w:before="80" w:after="80"/>
+              <w:jc w:val="center"/>
+              <w:rPr>
+                <w:sz w:val="20"/>
+                <w:szCs w:val="20"/>
+              </w:rPr>
+            </w:pPr>
+          </w:p>
+        </w:tc>
+        <w:tc>
+          <w:tcPr>
+            <w:tcW w:w="703" w:type="dxa"/>
+            <w:gridSpan w:val="3"/>
+            <w:tcBorders>
+              <w:top w:val="single" w:sz="4" w:space="0" w:color="000000"/>
+              <w:left w:val="single" w:sz="4" w:space="0" w:color="000000"/>
+              <w:bottom w:val="single" w:sz="4" w:space="0" w:color="000000"/>
+              <w:right w:val="single" w:sz="4" w:space="0" w:color="000000"/>
+            </w:tcBorders>
+            <w:shd w:val="clear" w:color="auto" w:fill="D9D9D9"/>
+          </w:tcPr>
+          <w:p>
+            <w:pPr>
+              <w:widowControl w:val="0"/>
+              <w:spacing w:before="80" w:after="80"/>
+            </w:pPr>
+            <w:r>
+              <w:rPr>
+                <w:rFonts w:ascii="Arial" w:hAnsi="Arial" w:cs="Arial"/>
+                <w:b/>
+                <w:sz w:val="20"/>
+                <w:szCs w:val="20"/>
+              </w:rPr>
+              <w:t>CEP</w:t>
+            </w:r>
+          </w:p>
+        </w:tc>
+        <w:tc>
+          <w:tcPr>
+            <w:tcW w:w="2551" w:type="dxa"/>
+            <w:gridSpan w:val="3"/>
+            <w:tcBorders>
+              <w:top w:val="single" w:sz="4" w:space="0" w:color="000000"/>
+              <w:left w:val="single" w:sz="4" w:space="0" w:color="000000"/>
+              <w:bottom w:val="single" w:sz="4" w:space="0" w:color="000000"/>
+              <w:right w:val="single" w:sz="4" w:space="0" w:color="000000"/>
+            </w:tcBorders>
+          </w:tcPr>
+          <w:p>
+            <w:pPr>
+              <w:widowControl w:val="0"/>
+              <w:spacing w:before="80" w:after="80"/>
+              <w:rPr>
+                <w:sz w:val="20"/>
+                <w:szCs w:val="20"/>
               </w:rPr>
             </w:pPr>
           </w:p>
@@ -1287,9 +1335,6 @@
             <w:pPr>
               <w:widowControl w:val="0"/>
               <w:spacing w:before="80" w:after="80"/>
-              <w:rPr>
-                <w:lang/>
-              </w:rPr>
             </w:pPr>
             <w:r>
               <w:rPr>
@@ -1297,9 +1342,8 @@
                 <w:b/>
                 <w:sz w:val="20"/>
                 <w:szCs w:val="20"/>
-                <w:lang/>
-              </w:rPr>
-              <w:t>Cidade</w:t>
+              </w:rPr>
+              <w:t>Celular com DDD</w:t>
             </w:r>
           </w:p>
         </w:tc>
@@ -1321,7 +1365,6 @@
               <w:rPr>
                 <w:sz w:val="20"/>
                 <w:szCs w:val="20"/>
-                <w:lang/>
               </w:rPr>
             </w:pPr>
           </w:p>
@@ -1341,9 +1384,6 @@
             <w:pPr>
               <w:widowControl w:val="0"/>
               <w:spacing w:before="80" w:after="80"/>
-              <w:rPr>
-                <w:lang/>
-              </w:rPr>
             </w:pPr>
             <w:r>
               <w:rPr>
@@ -1351,173 +1391,6 @@
                 <w:b/>
                 <w:sz w:val="20"/>
                 <w:szCs w:val="20"/>
-                <w:lang/>
-              </w:rPr>
-              <w:t>Estado</w:t>
-            </w:r>
-          </w:p>
-        </w:tc>
-        <w:tc>
-          <w:tcPr>
-            <w:tcW w:w="1142" w:type="dxa"/>
-            <w:gridSpan w:val="2"/>
-            <w:tcBorders>
-              <w:top w:val="single" w:sz="4" w:space="0" w:color="000000"/>
-              <w:left w:val="single" w:sz="4" w:space="0" w:color="000000"/>
-              <w:bottom w:val="single" w:sz="4" w:space="0" w:color="000000"/>
-              <w:right w:val="single" w:sz="4" w:space="0" w:color="000000"/>
-            </w:tcBorders>
-          </w:tcPr>
-          <w:p>
-            <w:pPr>
-              <w:widowControl w:val="0"/>
-              <w:spacing w:before="80" w:after="80"/>
-              <w:jc w:val="center"/>
-              <w:rPr>
-                <w:sz w:val="20"/>
-                <w:szCs w:val="20"/>
-                <w:lang/>
-              </w:rPr>
-            </w:pPr>
-          </w:p>
-        </w:tc>
-        <w:tc>
-          <w:tcPr>
-            <w:tcW w:w="703" w:type="dxa"/>
-            <w:gridSpan w:val="3"/>
-            <w:tcBorders>
-              <w:top w:val="single" w:sz="4" w:space="0" w:color="000000"/>
-              <w:left w:val="single" w:sz="4" w:space="0" w:color="000000"/>
-              <w:bottom w:val="single" w:sz="4" w:space="0" w:color="000000"/>
-              <w:right w:val="single" w:sz="4" w:space="0" w:color="000000"/>
-            </w:tcBorders>
-            <w:shd w:val="clear" w:color="auto" w:fill="D9D9D9"/>
-          </w:tcPr>
-          <w:p>
-            <w:pPr>
-              <w:widowControl w:val="0"/>
-              <w:spacing w:before="80" w:after="80"/>
-              <w:rPr>
-                <w:lang/>
-              </w:rPr>
-            </w:pPr>
-            <w:r>
-              <w:rPr>
-                <w:rFonts w:ascii="Arial" w:hAnsi="Arial" w:cs="Arial"/>
-                <w:b/>
-                <w:sz w:val="20"/>
-                <w:szCs w:val="20"/>
-                <w:lang/>
-              </w:rPr>
-              <w:t>CEP</w:t>
-            </w:r>
-          </w:p>
-        </w:tc>
-        <w:tc>
-          <w:tcPr>
-            <w:tcW w:w="2551" w:type="dxa"/>
-            <w:gridSpan w:val="3"/>
-            <w:tcBorders>
-              <w:top w:val="single" w:sz="4" w:space="0" w:color="000000"/>
-              <w:left w:val="single" w:sz="4" w:space="0" w:color="000000"/>
-              <w:bottom w:val="single" w:sz="4" w:space="0" w:color="000000"/>
-              <w:right w:val="single" w:sz="4" w:space="0" w:color="000000"/>
-            </w:tcBorders>
-          </w:tcPr>
-          <w:p>
-            <w:pPr>
-              <w:widowControl w:val="0"/>
-              <w:spacing w:before="80" w:after="80"/>
-              <w:rPr>
-                <w:sz w:val="20"/>
-                <w:szCs w:val="20"/>
-                <w:lang/>
-              </w:rPr>
-            </w:pPr>
-          </w:p>
-        </w:tc>
-      </w:tr>
-      <w:tr>
-        <w:tc>
-          <w:tcPr>
-            <w:tcW w:w="1967" w:type="dxa"/>
-            <w:tcBorders>
-              <w:top w:val="single" w:sz="4" w:space="0" w:color="000000"/>
-              <w:left w:val="single" w:sz="4" w:space="0" w:color="000000"/>
-              <w:bottom w:val="single" w:sz="4" w:space="0" w:color="000000"/>
-              <w:right w:val="single" w:sz="4" w:space="0" w:color="000000"/>
-            </w:tcBorders>
-            <w:shd w:val="clear" w:color="auto" w:fill="D9D9D9"/>
-          </w:tcPr>
-          <w:p>
-            <w:pPr>
-              <w:widowControl w:val="0"/>
-              <w:spacing w:before="80" w:after="80"/>
-              <w:rPr>
-                <w:lang/>
-              </w:rPr>
-            </w:pPr>
-            <w:r>
-              <w:rPr>
-                <w:rFonts w:ascii="Arial" w:hAnsi="Arial" w:cs="Arial"/>
-                <w:b/>
-                <w:sz w:val="20"/>
-                <w:szCs w:val="20"/>
-                <w:lang/>
-              </w:rPr>
-              <w:t>Celular com DDD</w:t>
-            </w:r>
-          </w:p>
-        </w:tc>
-        <w:tc>
-          <w:tcPr>
-            <w:tcW w:w="2692" w:type="dxa"/>
-            <w:gridSpan w:val="2"/>
-            <w:tcBorders>
-              <w:top w:val="single" w:sz="4" w:space="0" w:color="000000"/>
-              <w:left w:val="single" w:sz="4" w:space="0" w:color="000000"/>
-              <w:bottom w:val="single" w:sz="4" w:space="0" w:color="000000"/>
-              <w:right w:val="single" w:sz="4" w:space="0" w:color="000000"/>
-            </w:tcBorders>
-          </w:tcPr>
-          <w:p>
-            <w:pPr>
-              <w:widowControl w:val="0"/>
-              <w:spacing w:before="80" w:after="80"/>
-              <w:rPr>
-                <w:sz w:val="20"/>
-                <w:szCs w:val="20"/>
-                <w:lang/>
-              </w:rPr>
-            </w:pPr>
-          </w:p>
-        </w:tc>
-        <w:tc>
-          <w:tcPr>
-            <w:tcW w:w="991" w:type="dxa"/>
-            <w:tcBorders>
-              <w:top w:val="single" w:sz="4" w:space="0" w:color="000000"/>
-              <w:left w:val="single" w:sz="4" w:space="0" w:color="000000"/>
-              <w:bottom w:val="single" w:sz="4" w:space="0" w:color="000000"/>
-              <w:right w:val="single" w:sz="4" w:space="0" w:color="000000"/>
-            </w:tcBorders>
-            <w:shd w:val="clear" w:color="auto" w:fill="D9D9D9"/>
-          </w:tcPr>
-          <w:p>
-            <w:pPr>
-              <w:widowControl w:val="0"/>
-              <w:spacing w:before="80" w:after="80"/>
-              <w:rPr>
-                <w:lang/>
-              </w:rPr>
-            </w:pPr>
-            <w:r>
-              <w:rPr>
-                <w:rFonts w:ascii="Arial" w:hAnsi="Arial" w:cs="Arial"/>
-                <w:b/>
-                <w:sz w:val="20"/>
-                <w:szCs w:val="20"/>
-                <w:lang/>
               </w:rPr>
               <w:t>E-Mail</w:t>
             </w:r>
@@ -1541,7 +1414,6 @@
               <w:rPr>
                 <w:sz w:val="20"/>
                 <w:szCs w:val="20"/>
-                <w:lang/>
               </w:rPr>
             </w:pPr>
           </w:p>
@@ -4699,9 +4571,6 @@
       </w:pBdr>
       <w:ind w:right="360"/>
       <w:jc w:val="center"/>
-      <w:rPr>
-        <w:lang/>
-      </w:rPr>
     </w:pPr>
     <w:r>
       <w:rPr>
@@ -4709,7 +4578,6 @@
         <w:b/>
         <w:sz w:val="20"/>
         <w:szCs w:val="20"/>
-        <w:lang/>
       </w:rPr>
       <w:t>FPP - Federação de Patinagem do Paraná - CNPJ 00.640.155/0001-</w:t>
     </w:r>
@@ -4719,15 +4587,11 @@
         <w:b/>
         <w:sz w:val="20"/>
         <w:szCs w:val="20"/>
-        <w:lang/>
       </w:rPr>
       <w:softHyphen/>
       <w:t xml:space="preserve">92     </w:t>
     </w:r>
     <w:r>
-      <w:rPr>
-        <w:lang/>
-      </w:rPr>
       <w:br/>
     </w:r>
     <w:r>
@@ -4736,7 +4600,6 @@
         <w:bCs/>
         <w:sz w:val="20"/>
         <w:szCs w:val="20"/>
-        <w:lang/>
       </w:rPr>
       <w:t>Página:</w:t>
     </w:r>
@@ -4745,7 +4608,6 @@
         <w:rFonts w:cs="Arial"/>
         <w:sz w:val="20"/>
         <w:szCs w:val="20"/>
-        <w:lang/>
       </w:rPr>
       <w:t xml:space="preserve"> </w:t>
     </w:r>
@@ -4753,7 +4615,6 @@
       <w:rPr>
         <w:sz w:val="20"/>
         <w:szCs w:val="20"/>
-        <w:lang/>
       </w:rPr>
       <w:fldChar w:fldCharType="begin"/>
     </w:r>
@@ -4761,7 +4622,6 @@
       <w:rPr>
         <w:sz w:val="20"/>
         <w:szCs w:val="20"/>
-        <w:lang/>
       </w:rPr>
       <w:instrText xml:space="preserve"> PAGE </w:instrText>
     </w:r>
@@ -4769,7 +4629,6 @@
       <w:rPr>
         <w:sz w:val="20"/>
         <w:szCs w:val="20"/>
-        <w:lang/>
       </w:rPr>
       <w:fldChar w:fldCharType="separate"/>
     </w:r>
@@ -4777,7 +4636,6 @@
       <w:rPr>
         <w:sz w:val="20"/>
         <w:szCs w:val="20"/>
-        <w:lang/>
       </w:rPr>
       <w:t>2</w:t>
     </w:r>
@@ -4785,7 +4643,6 @@
       <w:rPr>
         <w:sz w:val="20"/>
         <w:szCs w:val="20"/>
-        <w:lang/>
       </w:rPr>
       <w:fldChar w:fldCharType="end"/>
     </w:r>
@@ -4793,7 +4650,6 @@
       <w:rPr>
         <w:sz w:val="20"/>
         <w:szCs w:val="20"/>
-        <w:lang/>
       </w:rPr>
       <w:t xml:space="preserve"> de </w:t>
     </w:r>
@@ -4801,7 +4657,6 @@
       <w:rPr>
         <w:sz w:val="20"/>
         <w:szCs w:val="20"/>
-        <w:lang/>
       </w:rPr>
       <w:fldChar w:fldCharType="begin"/>
     </w:r>
@@ -4809,7 +4664,6 @@
       <w:rPr>
         <w:sz w:val="20"/>
         <w:szCs w:val="20"/>
-        <w:lang/>
       </w:rPr>
       <w:instrText xml:space="preserve"> NUMPAGES </w:instrText>
     </w:r>
@@ -4817,7 +4671,6 @@
       <w:rPr>
         <w:sz w:val="20"/>
         <w:szCs w:val="20"/>
-        <w:lang/>
       </w:rPr>
       <w:fldChar w:fldCharType="separate"/>
     </w:r>
@@ -4825,7 +4678,6 @@
       <w:rPr>
         <w:sz w:val="20"/>
         <w:szCs w:val="20"/>
-        <w:lang/>
       </w:rPr>
       <w:t>2</w:t>
     </w:r>
@@ -4833,7 +4685,6 @@
       <w:rPr>
         <w:sz w:val="20"/>
         <w:szCs w:val="20"/>
-        <w:lang/>
       </w:rPr>
       <w:fldChar w:fldCharType="end"/>
     </w:r>
@@ -4841,9 +4692,6 @@
   <w:p>
     <w:pPr>
       <w:pStyle w:val="Rodap"/>
-      <w:rPr>
-        <w:lang/>
-      </w:rPr>
     </w:pPr>
   </w:p>
 </w:ftr>
@@ -4859,9 +4707,6 @@
       </w:pBdr>
       <w:ind w:right="360"/>
       <w:jc w:val="center"/>
-      <w:rPr>
-        <w:lang/>
-      </w:rPr>
     </w:pPr>
     <w:r>
       <w:rPr>
@@ -4869,7 +4714,6 @@
         <w:b/>
         <w:sz w:val="20"/>
         <w:szCs w:val="20"/>
-        <w:lang/>
       </w:rPr>
       <w:t>FPP - Federação de Patinagem do Paraná - CNPJ 00.640.155/0001-</w:t>
     </w:r>
@@ -4879,15 +4723,11 @@
         <w:b/>
         <w:sz w:val="20"/>
         <w:szCs w:val="20"/>
-        <w:lang/>
       </w:rPr>
       <w:softHyphen/>
       <w:t xml:space="preserve">92     </w:t>
     </w:r>
     <w:r>
-      <w:rPr>
-        <w:lang/>
-      </w:rPr>
       <w:br/>
     </w:r>
     <w:r>
@@ -4896,7 +4736,6 @@
         <w:bCs/>
         <w:sz w:val="20"/>
         <w:szCs w:val="20"/>
-        <w:lang/>
       </w:rPr>
       <w:t>Página:</w:t>
     </w:r>
@@ -4905,7 +4744,6 @@
         <w:rFonts w:cs="Arial"/>
         <w:sz w:val="20"/>
         <w:szCs w:val="20"/>
-        <w:lang/>
       </w:rPr>
       <w:t xml:space="preserve"> </w:t>
     </w:r>
@@ -4913,7 +4751,6 @@
       <w:rPr>
         <w:sz w:val="20"/>
         <w:szCs w:val="20"/>
-        <w:lang/>
       </w:rPr>
       <w:fldChar w:fldCharType="begin"/>
     </w:r>
@@ -4921,7 +4758,6 @@
       <w:rPr>
         <w:sz w:val="20"/>
         <w:szCs w:val="20"/>
-        <w:lang/>
       </w:rPr>
       <w:instrText xml:space="preserve"> PAGE </w:instrText>
     </w:r>
@@ -4929,7 +4765,6 @@
       <w:rPr>
         <w:sz w:val="20"/>
         <w:szCs w:val="20"/>
-        <w:lang/>
       </w:rPr>
       <w:fldChar w:fldCharType="separate"/>
     </w:r>
@@ -4937,7 +4772,6 @@
       <w:rPr>
         <w:sz w:val="20"/>
         <w:szCs w:val="20"/>
-        <w:lang/>
       </w:rPr>
       <w:t>2</w:t>
     </w:r>
@@ -4945,7 +4779,6 @@
       <w:rPr>
         <w:sz w:val="20"/>
         <w:szCs w:val="20"/>
-        <w:lang/>
       </w:rPr>
       <w:fldChar w:fldCharType="end"/>
     </w:r>
@@ -4953,7 +4786,6 @@
       <w:rPr>
         <w:sz w:val="20"/>
         <w:szCs w:val="20"/>
-        <w:lang/>
       </w:rPr>
       <w:t xml:space="preserve"> de </w:t>
     </w:r>
@@ -4961,7 +4793,6 @@
       <w:rPr>
         <w:sz w:val="20"/>
         <w:szCs w:val="20"/>
-        <w:lang/>
       </w:rPr>
       <w:fldChar w:fldCharType="begin"/>
     </w:r>
@@ -4969,7 +4800,6 @@
       <w:rPr>
         <w:sz w:val="20"/>
         <w:szCs w:val="20"/>
-        <w:lang/>
       </w:rPr>
       <w:instrText xml:space="preserve"> NUMPAGES </w:instrText>
     </w:r>
@@ -4977,7 +4807,6 @@
       <w:rPr>
         <w:sz w:val="20"/>
         <w:szCs w:val="20"/>
-        <w:lang/>
       </w:rPr>
       <w:fldChar w:fldCharType="separate"/>
     </w:r>
@@ -4985,7 +4814,6 @@
       <w:rPr>
         <w:sz w:val="20"/>
         <w:szCs w:val="20"/>
-        <w:lang/>
       </w:rPr>
       <w:t>2</w:t>
     </w:r>
@@ -4993,7 +4821,6 @@
       <w:rPr>
         <w:sz w:val="20"/>
         <w:szCs w:val="20"/>
-        <w:lang/>
       </w:rPr>
       <w:fldChar w:fldCharType="end"/>
     </w:r>
@@ -5001,9 +4828,6 @@
   <w:p>
     <w:pPr>
       <w:pStyle w:val="Rodap"/>
-      <w:rPr>
-        <w:lang/>
-      </w:rPr>
     </w:pPr>
   </w:p>
 </w:ftr>
